--- a/Workspace/Testing/Test plan/UnitTest/UnitTest_CasesSpecification_PersistenceManagement_EWMS.docx
+++ b/Workspace/Testing/Test plan/UnitTest/UnitTest_CasesSpecification_PersistenceManagement_EWMS.docx
@@ -1907,7 +1907,7 @@
       <w:r>
         <w:fldChar w:fldCharType="separate"/>
       </w:r>
-      <w:hyperlink w:anchor="_Toc221300048" w:history="1">
+      <w:hyperlink w:anchor="_Toc221351498" w:history="1">
         <w:r>
           <w:rPr>
             <w:rStyle w:val="Collegamentoipertestuale"/>
@@ -1934,7 +1934,7 @@
             <w:noProof/>
             <w:webHidden/>
           </w:rPr>
-          <w:instrText xml:space="preserve"> PAGEREF _Toc221300048 \h </w:instrText>
+          <w:instrText xml:space="preserve"> PAGEREF _Toc221351498 \h </w:instrText>
         </w:r>
         <w:r>
           <w:rPr>
@@ -1976,7 +1976,7 @@
           <w14:ligatures w14:val="standardContextual"/>
         </w:rPr>
       </w:pPr>
-      <w:hyperlink w:anchor="_Toc221300049" w:history="1">
+      <w:hyperlink w:anchor="_Toc221351499" w:history="1">
         <w:r>
           <w:rPr>
             <w:rStyle w:val="Collegamentoipertestuale"/>
@@ -2003,7 +2003,7 @@
             <w:noProof/>
             <w:webHidden/>
           </w:rPr>
-          <w:instrText xml:space="preserve"> PAGEREF _Toc221300049 \h </w:instrText>
+          <w:instrText xml:space="preserve"> PAGEREF _Toc221351499 \h </w:instrText>
         </w:r>
         <w:r>
           <w:rPr>
@@ -2041,10 +2041,13 @@
           <w:tab w:val="right" w:leader="dot" w:pos="9627"/>
         </w:tabs>
         <w:rPr>
+          <w:rFonts w:asciiTheme="minorHAnsi" w:eastAsiaTheme="minorEastAsia" w:hAnsiTheme="minorHAnsi"/>
           <w:noProof/>
+          <w:szCs w:val="24"/>
+          <w:lang w:eastAsia="it-IT"/>
         </w:rPr>
       </w:pPr>
-      <w:hyperlink w:anchor="_Toc221300050" w:history="1">
+      <w:hyperlink w:anchor="_Toc221351500" w:history="1">
         <w:r>
           <w:rPr>
             <w:rStyle w:val="Collegamentoipertestuale"/>
@@ -2071,7 +2074,7 @@
             <w:noProof/>
             <w:webHidden/>
           </w:rPr>
-          <w:instrText xml:space="preserve"> PAGEREF _Toc221300050 \h </w:instrText>
+          <w:instrText xml:space="preserve"> PAGEREF _Toc221351500 \h </w:instrText>
         </w:r>
         <w:r>
           <w:rPr>
@@ -2109,10 +2112,13 @@
           <w:tab w:val="right" w:leader="dot" w:pos="9627"/>
         </w:tabs>
         <w:rPr>
+          <w:rFonts w:asciiTheme="minorHAnsi" w:eastAsiaTheme="minorEastAsia" w:hAnsiTheme="minorHAnsi"/>
           <w:noProof/>
+          <w:szCs w:val="24"/>
+          <w:lang w:eastAsia="it-IT"/>
         </w:rPr>
       </w:pPr>
-      <w:hyperlink w:anchor="_Toc221300051" w:history="1">
+      <w:hyperlink w:anchor="_Toc221351501" w:history="1">
         <w:r>
           <w:rPr>
             <w:rStyle w:val="Collegamentoipertestuale"/>
@@ -2139,7 +2145,7 @@
             <w:noProof/>
             <w:webHidden/>
           </w:rPr>
-          <w:instrText xml:space="preserve"> PAGEREF _Toc221300051 \h </w:instrText>
+          <w:instrText xml:space="preserve"> PAGEREF _Toc221351501 \h </w:instrText>
         </w:r>
         <w:r>
           <w:rPr>
@@ -2177,10 +2183,13 @@
           <w:tab w:val="right" w:leader="dot" w:pos="9627"/>
         </w:tabs>
         <w:rPr>
+          <w:rFonts w:asciiTheme="minorHAnsi" w:eastAsiaTheme="minorEastAsia" w:hAnsiTheme="minorHAnsi"/>
           <w:noProof/>
+          <w:szCs w:val="24"/>
+          <w:lang w:eastAsia="it-IT"/>
         </w:rPr>
       </w:pPr>
-      <w:hyperlink w:anchor="_Toc221300052" w:history="1">
+      <w:hyperlink w:anchor="_Toc221351502" w:history="1">
         <w:r>
           <w:rPr>
             <w:rStyle w:val="Collegamentoipertestuale"/>
@@ -2207,7 +2216,7 @@
             <w:noProof/>
             <w:webHidden/>
           </w:rPr>
-          <w:instrText xml:space="preserve"> PAGEREF _Toc221300052 \h </w:instrText>
+          <w:instrText xml:space="preserve"> PAGEREF _Toc221351502 \h </w:instrText>
         </w:r>
         <w:r>
           <w:rPr>
@@ -2245,16 +2254,33 @@
           <w:tab w:val="right" w:leader="dot" w:pos="9627"/>
         </w:tabs>
         <w:rPr>
+          <w:rFonts w:asciiTheme="minorHAnsi" w:eastAsiaTheme="minorEastAsia" w:hAnsiTheme="minorHAnsi"/>
           <w:noProof/>
+          <w:szCs w:val="24"/>
+          <w:lang w:eastAsia="it-IT"/>
         </w:rPr>
       </w:pPr>
-      <w:hyperlink w:anchor="_Toc221300053" w:history="1">
+      <w:hyperlink w:anchor="_Toc221351503" w:history="1">
         <w:r>
           <w:rPr>
             <w:rStyle w:val="Collegamentoipertestuale"/>
             <w:noProof/>
           </w:rPr>
-          <w:t>createSupervisore</w:t>
+          <w:t>create</w:t>
+        </w:r>
+        <w:r>
+          <w:rPr>
+            <w:rStyle w:val="Collegamentoipertestuale"/>
+            <w:noProof/>
+          </w:rPr>
+          <w:t>S</w:t>
+        </w:r>
+        <w:r>
+          <w:rPr>
+            <w:rStyle w:val="Collegamentoipertestuale"/>
+            <w:noProof/>
+          </w:rPr>
+          <w:t>upervisore</w:t>
         </w:r>
         <w:r>
           <w:rPr>
@@ -2275,7 +2301,7 @@
             <w:noProof/>
             <w:webHidden/>
           </w:rPr>
-          <w:instrText xml:space="preserve"> PAGEREF _Toc221300053 \h </w:instrText>
+          <w:instrText xml:space="preserve"> PAGEREF _Toc221351503 \h </w:instrText>
         </w:r>
         <w:r>
           <w:rPr>
@@ -2313,10 +2339,13 @@
           <w:tab w:val="right" w:leader="dot" w:pos="9627"/>
         </w:tabs>
         <w:rPr>
+          <w:rFonts w:asciiTheme="minorHAnsi" w:eastAsiaTheme="minorEastAsia" w:hAnsiTheme="minorHAnsi"/>
           <w:noProof/>
+          <w:szCs w:val="24"/>
+          <w:lang w:eastAsia="it-IT"/>
         </w:rPr>
       </w:pPr>
-      <w:hyperlink w:anchor="_Toc221300054" w:history="1">
+      <w:hyperlink w:anchor="_Toc221351504" w:history="1">
         <w:r>
           <w:rPr>
             <w:rStyle w:val="Collegamentoipertestuale"/>
@@ -2343,75 +2372,7 @@
             <w:noProof/>
             <w:webHidden/>
           </w:rPr>
-          <w:instrText xml:space="preserve"> PAGEREF _Toc221300054 \h </w:instrText>
-        </w:r>
-        <w:r>
-          <w:rPr>
-            <w:noProof/>
-            <w:webHidden/>
-          </w:rPr>
-        </w:r>
-        <w:r>
-          <w:rPr>
-            <w:noProof/>
-            <w:webHidden/>
-          </w:rPr>
-          <w:fldChar w:fldCharType="separate"/>
-        </w:r>
-        <w:r>
-          <w:rPr>
-            <w:noProof/>
-            <w:webHidden/>
-          </w:rPr>
-          <w:t>8</w:t>
-        </w:r>
-        <w:r>
-          <w:rPr>
-            <w:noProof/>
-            <w:webHidden/>
-          </w:rPr>
-          <w:fldChar w:fldCharType="end"/>
-        </w:r>
-      </w:hyperlink>
-    </w:p>
-    <w:p>
-      <w:pPr>
-        <w:pStyle w:val="Sommario3"/>
-        <w:tabs>
-          <w:tab w:val="right" w:leader="dot" w:pos="9627"/>
-        </w:tabs>
-        <w:rPr>
-          <w:noProof/>
-        </w:rPr>
-      </w:pPr>
-      <w:hyperlink w:anchor="_Toc221300055" w:history="1">
-        <w:r>
-          <w:rPr>
-            <w:rStyle w:val="Collegamentoipertestuale"/>
-            <w:noProof/>
-          </w:rPr>
-          <w:t>findByEmail</w:t>
-        </w:r>
-        <w:r>
-          <w:rPr>
-            <w:noProof/>
-            <w:webHidden/>
-          </w:rPr>
-          <w:tab/>
-        </w:r>
-        <w:r>
-          <w:rPr>
-            <w:noProof/>
-            <w:webHidden/>
-          </w:rPr>
-          <w:fldChar w:fldCharType="begin"/>
-        </w:r>
-        <w:r>
-          <w:rPr>
-            <w:noProof/>
-            <w:webHidden/>
-          </w:rPr>
-          <w:instrText xml:space="preserve"> PAGEREF _Toc221300055 \h </w:instrText>
+          <w:instrText xml:space="preserve"> PAGEREF _Toc221351504 \h </w:instrText>
         </w:r>
         <w:r>
           <w:rPr>
@@ -2449,10 +2410,84 @@
           <w:tab w:val="right" w:leader="dot" w:pos="9627"/>
         </w:tabs>
         <w:rPr>
+          <w:rFonts w:asciiTheme="minorHAnsi" w:eastAsiaTheme="minorEastAsia" w:hAnsiTheme="minorHAnsi"/>
           <w:noProof/>
+          <w:szCs w:val="24"/>
+          <w:lang w:eastAsia="it-IT"/>
         </w:rPr>
       </w:pPr>
-      <w:hyperlink w:anchor="_Toc221300056" w:history="1">
+      <w:hyperlink w:anchor="_Toc221351505" w:history="1">
+        <w:r>
+          <w:rPr>
+            <w:rStyle w:val="Collegamentoipertestuale"/>
+            <w:noProof/>
+          </w:rPr>
+          <w:t>findByEmail</w:t>
+        </w:r>
+        <w:r>
+          <w:rPr>
+            <w:noProof/>
+            <w:webHidden/>
+          </w:rPr>
+          <w:tab/>
+        </w:r>
+        <w:r>
+          <w:rPr>
+            <w:noProof/>
+            <w:webHidden/>
+          </w:rPr>
+          <w:fldChar w:fldCharType="begin"/>
+        </w:r>
+        <w:r>
+          <w:rPr>
+            <w:noProof/>
+            <w:webHidden/>
+          </w:rPr>
+          <w:instrText xml:space="preserve"> PAGEREF _Toc221351505 \h </w:instrText>
+        </w:r>
+        <w:r>
+          <w:rPr>
+            <w:noProof/>
+            <w:webHidden/>
+          </w:rPr>
+        </w:r>
+        <w:r>
+          <w:rPr>
+            <w:noProof/>
+            <w:webHidden/>
+          </w:rPr>
+          <w:fldChar w:fldCharType="separate"/>
+        </w:r>
+        <w:r>
+          <w:rPr>
+            <w:noProof/>
+            <w:webHidden/>
+          </w:rPr>
+          <w:t>9</w:t>
+        </w:r>
+        <w:r>
+          <w:rPr>
+            <w:noProof/>
+            <w:webHidden/>
+          </w:rPr>
+          <w:fldChar w:fldCharType="end"/>
+        </w:r>
+      </w:hyperlink>
+    </w:p>
+    <w:p>
+      <w:pPr>
+        <w:pStyle w:val="Sommario3"/>
+        <w:tabs>
+          <w:tab w:val="right" w:leader="dot" w:pos="9627"/>
+        </w:tabs>
+        <w:rPr>
+          <w:rFonts w:asciiTheme="minorHAnsi" w:eastAsiaTheme="minorEastAsia" w:hAnsiTheme="minorHAnsi"/>
+          <w:noProof/>
+          <w:szCs w:val="24"/>
+          <w:lang w:eastAsia="it-IT"/>
+        </w:rPr>
+      </w:pPr>
+      <w:hyperlink w:anchor="_Toc221351506" w:history="1">
         <w:r>
           <w:rPr>
             <w:rStyle w:val="Collegamentoipertestuale"/>
@@ -2479,7 +2514,7 @@
             <w:noProof/>
             <w:webHidden/>
           </w:rPr>
-          <w:instrText xml:space="preserve"> PAGEREF _Toc221300056 \h </w:instrText>
+          <w:instrText xml:space="preserve"> PAGEREF _Toc221351506 \h </w:instrText>
         </w:r>
         <w:r>
           <w:rPr>
@@ -2517,10 +2552,13 @@
           <w:tab w:val="right" w:leader="dot" w:pos="9627"/>
         </w:tabs>
         <w:rPr>
+          <w:rFonts w:asciiTheme="minorHAnsi" w:eastAsiaTheme="minorEastAsia" w:hAnsiTheme="minorHAnsi"/>
           <w:noProof/>
+          <w:szCs w:val="24"/>
+          <w:lang w:eastAsia="it-IT"/>
         </w:rPr>
       </w:pPr>
-      <w:hyperlink w:anchor="_Toc221300057" w:history="1">
+      <w:hyperlink w:anchor="_Toc221351507" w:history="1">
         <w:r>
           <w:rPr>
             <w:rStyle w:val="Collegamentoipertestuale"/>
@@ -2547,7 +2585,7 @@
             <w:noProof/>
             <w:webHidden/>
           </w:rPr>
-          <w:instrText xml:space="preserve"> PAGEREF _Toc221300057 \h </w:instrText>
+          <w:instrText xml:space="preserve"> PAGEREF _Toc221351507 \h </w:instrText>
         </w:r>
         <w:r>
           <w:rPr>
@@ -2585,10 +2623,13 @@
           <w:tab w:val="right" w:leader="dot" w:pos="9627"/>
         </w:tabs>
         <w:rPr>
+          <w:rFonts w:asciiTheme="minorHAnsi" w:eastAsiaTheme="minorEastAsia" w:hAnsiTheme="minorHAnsi"/>
           <w:noProof/>
+          <w:szCs w:val="24"/>
+          <w:lang w:eastAsia="it-IT"/>
         </w:rPr>
       </w:pPr>
-      <w:hyperlink w:anchor="_Toc221300058" w:history="1">
+      <w:hyperlink w:anchor="_Toc221351508" w:history="1">
         <w:r>
           <w:rPr>
             <w:rStyle w:val="Collegamentoipertestuale"/>
@@ -2615,7 +2656,7 @@
             <w:noProof/>
             <w:webHidden/>
           </w:rPr>
-          <w:instrText xml:space="preserve"> PAGEREF _Toc221300058 \h </w:instrText>
+          <w:instrText xml:space="preserve"> PAGEREF _Toc221351508 \h </w:instrText>
         </w:r>
         <w:r>
           <w:rPr>
@@ -2653,10 +2694,13 @@
           <w:tab w:val="right" w:leader="dot" w:pos="9627"/>
         </w:tabs>
         <w:rPr>
+          <w:rFonts w:asciiTheme="minorHAnsi" w:eastAsiaTheme="minorEastAsia" w:hAnsiTheme="minorHAnsi"/>
           <w:noProof/>
+          <w:szCs w:val="24"/>
+          <w:lang w:eastAsia="it-IT"/>
         </w:rPr>
       </w:pPr>
-      <w:hyperlink w:anchor="_Toc221300059" w:history="1">
+      <w:hyperlink w:anchor="_Toc221351509" w:history="1">
         <w:r>
           <w:rPr>
             <w:rStyle w:val="Collegamentoipertestuale"/>
@@ -2683,7 +2727,7 @@
             <w:noProof/>
             <w:webHidden/>
           </w:rPr>
-          <w:instrText xml:space="preserve"> PAGEREF _Toc221300059 \h </w:instrText>
+          <w:instrText xml:space="preserve"> PAGEREF _Toc221351509 \h </w:instrText>
         </w:r>
         <w:r>
           <w:rPr>
@@ -2725,7 +2769,7 @@
           <w14:ligatures w14:val="standardContextual"/>
         </w:rPr>
       </w:pPr>
-      <w:hyperlink w:anchor="_Toc221300060" w:history="1">
+      <w:hyperlink w:anchor="_Toc221351510" w:history="1">
         <w:r>
           <w:rPr>
             <w:rStyle w:val="Collegamentoipertestuale"/>
@@ -2752,7 +2796,7 @@
             <w:noProof/>
             <w:webHidden/>
           </w:rPr>
-          <w:instrText xml:space="preserve"> PAGEREF _Toc221300060 \h </w:instrText>
+          <w:instrText xml:space="preserve"> PAGEREF _Toc221351510 \h </w:instrText>
         </w:r>
         <w:r>
           <w:rPr>
@@ -2790,10 +2834,13 @@
           <w:tab w:val="right" w:leader="dot" w:pos="9627"/>
         </w:tabs>
         <w:rPr>
+          <w:rFonts w:asciiTheme="minorHAnsi" w:eastAsiaTheme="minorEastAsia" w:hAnsiTheme="minorHAnsi"/>
           <w:noProof/>
+          <w:szCs w:val="24"/>
+          <w:lang w:eastAsia="it-IT"/>
         </w:rPr>
       </w:pPr>
-      <w:hyperlink w:anchor="_Toc221300061" w:history="1">
+      <w:hyperlink w:anchor="_Toc221351511" w:history="1">
         <w:r>
           <w:rPr>
             <w:rStyle w:val="Collegamentoipertestuale"/>
@@ -2820,7 +2867,7 @@
             <w:noProof/>
             <w:webHidden/>
           </w:rPr>
-          <w:instrText xml:space="preserve"> PAGEREF _Toc221300061 \h </w:instrText>
+          <w:instrText xml:space="preserve"> PAGEREF _Toc221351511 \h </w:instrText>
         </w:r>
         <w:r>
           <w:rPr>
@@ -2858,10 +2905,13 @@
           <w:tab w:val="right" w:leader="dot" w:pos="9627"/>
         </w:tabs>
         <w:rPr>
+          <w:rFonts w:asciiTheme="minorHAnsi" w:eastAsiaTheme="minorEastAsia" w:hAnsiTheme="minorHAnsi"/>
           <w:noProof/>
+          <w:szCs w:val="24"/>
+          <w:lang w:eastAsia="it-IT"/>
         </w:rPr>
       </w:pPr>
-      <w:hyperlink w:anchor="_Toc221300062" w:history="1">
+      <w:hyperlink w:anchor="_Toc221351512" w:history="1">
         <w:r>
           <w:rPr>
             <w:rStyle w:val="Collegamentoipertestuale"/>
@@ -2888,7 +2938,7 @@
             <w:noProof/>
             <w:webHidden/>
           </w:rPr>
-          <w:instrText xml:space="preserve"> PAGEREF _Toc221300062 \h </w:instrText>
+          <w:instrText xml:space="preserve"> PAGEREF _Toc221351512 \h </w:instrText>
         </w:r>
         <w:r>
           <w:rPr>
@@ -2926,10 +2976,13 @@
           <w:tab w:val="right" w:leader="dot" w:pos="9627"/>
         </w:tabs>
         <w:rPr>
+          <w:rFonts w:asciiTheme="minorHAnsi" w:eastAsiaTheme="minorEastAsia" w:hAnsiTheme="minorHAnsi"/>
           <w:noProof/>
+          <w:szCs w:val="24"/>
+          <w:lang w:eastAsia="it-IT"/>
         </w:rPr>
       </w:pPr>
-      <w:hyperlink w:anchor="_Toc221300063" w:history="1">
+      <w:hyperlink w:anchor="_Toc221351513" w:history="1">
         <w:r>
           <w:rPr>
             <w:rStyle w:val="Collegamentoipertestuale"/>
@@ -2956,7 +3009,7 @@
             <w:noProof/>
             <w:webHidden/>
           </w:rPr>
-          <w:instrText xml:space="preserve"> PAGEREF _Toc221300063 \h </w:instrText>
+          <w:instrText xml:space="preserve"> PAGEREF _Toc221351513 \h </w:instrText>
         </w:r>
         <w:r>
           <w:rPr>
@@ -2994,10 +3047,13 @@
           <w:tab w:val="right" w:leader="dot" w:pos="9627"/>
         </w:tabs>
         <w:rPr>
+          <w:rFonts w:asciiTheme="minorHAnsi" w:eastAsiaTheme="minorEastAsia" w:hAnsiTheme="minorHAnsi"/>
           <w:noProof/>
+          <w:szCs w:val="24"/>
+          <w:lang w:eastAsia="it-IT"/>
         </w:rPr>
       </w:pPr>
-      <w:hyperlink w:anchor="_Toc221300064" w:history="1">
+      <w:hyperlink w:anchor="_Toc221351514" w:history="1">
         <w:r>
           <w:rPr>
             <w:rStyle w:val="Collegamentoipertestuale"/>
@@ -3024,7 +3080,7 @@
             <w:noProof/>
             <w:webHidden/>
           </w:rPr>
-          <w:instrText xml:space="preserve"> PAGEREF _Toc221300064 \h </w:instrText>
+          <w:instrText xml:space="preserve"> PAGEREF _Toc221351514 \h </w:instrText>
         </w:r>
         <w:r>
           <w:rPr>
@@ -3062,10 +3118,13 @@
           <w:tab w:val="right" w:leader="dot" w:pos="9627"/>
         </w:tabs>
         <w:rPr>
+          <w:rFonts w:asciiTheme="minorHAnsi" w:eastAsiaTheme="minorEastAsia" w:hAnsiTheme="minorHAnsi"/>
           <w:noProof/>
+          <w:szCs w:val="24"/>
+          <w:lang w:eastAsia="it-IT"/>
         </w:rPr>
       </w:pPr>
-      <w:hyperlink w:anchor="_Toc221300065" w:history="1">
+      <w:hyperlink w:anchor="_Toc221351515" w:history="1">
         <w:r>
           <w:rPr>
             <w:rStyle w:val="Collegamentoipertestuale"/>
@@ -3092,7 +3151,7 @@
             <w:noProof/>
             <w:webHidden/>
           </w:rPr>
-          <w:instrText xml:space="preserve"> PAGEREF _Toc221300065 \h </w:instrText>
+          <w:instrText xml:space="preserve"> PAGEREF _Toc221351515 \h </w:instrText>
         </w:r>
         <w:r>
           <w:rPr>
@@ -3158,7 +3217,7 @@
       <w:pPr>
         <w:pStyle w:val="Titolo1"/>
       </w:pPr>
-      <w:bookmarkStart w:id="0" w:name="_Toc221300048"/>
+      <w:bookmarkStart w:id="0" w:name="_Toc221351498"/>
       <w:r>
         <w:lastRenderedPageBreak/>
         <w:t>Introduzione</w:t>
@@ -3228,7 +3287,7 @@
       <w:r>
         <w:t xml:space="preserve"> </w:t>
       </w:r>
-      <w:bookmarkStart w:id="1" w:name="_Toc221300049"/>
+      <w:bookmarkStart w:id="1" w:name="_Toc221351499"/>
       <w:r>
         <w:t xml:space="preserve">Classe: </w:t>
       </w:r>
@@ -3319,7 +3378,7 @@
           <w:color w:val="0F4761" w:themeColor="accent1" w:themeShade="BF"/>
         </w:rPr>
       </w:pPr>
-      <w:bookmarkStart w:id="2" w:name="_Toc221300050"/>
+      <w:bookmarkStart w:id="2" w:name="_Toc221351500"/>
       <w:proofErr w:type="spellStart"/>
       <w:r>
         <w:rPr>
@@ -6110,7 +6169,7 @@
       <w:pPr>
         <w:pStyle w:val="Titolo3"/>
       </w:pPr>
-      <w:bookmarkStart w:id="3" w:name="_Toc221300051"/>
+      <w:bookmarkStart w:id="3" w:name="_Toc221351501"/>
       <w:proofErr w:type="spellStart"/>
       <w:r>
         <w:lastRenderedPageBreak/>
@@ -7297,7 +7356,7 @@
       <w:pPr>
         <w:pStyle w:val="Titolo3"/>
       </w:pPr>
-      <w:bookmarkStart w:id="4" w:name="_Toc221300052"/>
+      <w:bookmarkStart w:id="4" w:name="_Toc221351502"/>
       <w:proofErr w:type="spellStart"/>
       <w:r>
         <w:lastRenderedPageBreak/>
@@ -9854,7 +9913,7 @@
       <w:pPr>
         <w:pStyle w:val="Titolo3"/>
       </w:pPr>
-      <w:bookmarkStart w:id="5" w:name="_Toc221300053"/>
+      <w:bookmarkStart w:id="5" w:name="_Toc221351503"/>
       <w:proofErr w:type="spellStart"/>
       <w:r>
         <w:rPr>
@@ -10807,125 +10866,12 @@
               </w:rPr>
               <w:t>GESTORE</w:t>
             </w:r>
-          </w:p>
-        </w:tc>
-        <w:tc>
-          <w:tcPr>
-            <w:tcW w:w="1333" w:type="dxa"/>
-            <w:vAlign w:val="center"/>
-          </w:tcPr>
-          <w:p>
-            <w:pPr>
-              <w:pStyle w:val="Paragrafoelenco"/>
-              <w:ind w:left="0"/>
-              <w:jc w:val="center"/>
-              <w:rPr>
-                <w:sz w:val="20"/>
-                <w:szCs w:val="20"/>
-              </w:rPr>
-            </w:pPr>
-            <w:r>
-              <w:rPr>
-                <w:sz w:val="20"/>
-                <w:szCs w:val="20"/>
-              </w:rPr>
-              <w:t>//</w:t>
-            </w:r>
-          </w:p>
-        </w:tc>
-        <w:tc>
-          <w:tcPr>
-            <w:tcW w:w="1363" w:type="dxa"/>
-            <w:vMerge/>
-            <w:vAlign w:val="center"/>
-          </w:tcPr>
-          <w:p>
-            <w:pPr>
-              <w:pStyle w:val="Paragrafoelenco"/>
-              <w:ind w:left="0"/>
-              <w:jc w:val="center"/>
-            </w:pPr>
-          </w:p>
-        </w:tc>
-      </w:tr>
-      <w:tr>
-        <w:trPr>
-          <w:trHeight w:val="565"/>
-          <w:jc w:val="center"/>
-        </w:trPr>
-        <w:tc>
-          <w:tcPr>
-            <w:tcW w:w="1413" w:type="dxa"/>
-            <w:vAlign w:val="center"/>
-          </w:tcPr>
-          <w:p>
-            <w:pPr>
-              <w:pStyle w:val="Paragrafoelenco"/>
-              <w:ind w:left="0"/>
-              <w:jc w:val="center"/>
-              <w:rPr>
-                <w:b/>
-                <w:bCs/>
-                <w:sz w:val="20"/>
-                <w:szCs w:val="20"/>
-              </w:rPr>
-            </w:pPr>
-            <w:r>
-              <w:rPr>
-                <w:b/>
-                <w:bCs/>
-                <w:sz w:val="20"/>
-                <w:szCs w:val="20"/>
-              </w:rPr>
-              <w:t>TF_4</w:t>
-            </w:r>
-          </w:p>
-        </w:tc>
-        <w:tc>
-          <w:tcPr>
-            <w:tcW w:w="2551" w:type="dxa"/>
-            <w:vAlign w:val="center"/>
-          </w:tcPr>
-          <w:p>
-            <w:pPr>
-              <w:pStyle w:val="Paragrafoelenco"/>
-              <w:ind w:left="0"/>
-              <w:jc w:val="center"/>
-              <w:rPr>
-                <w:sz w:val="20"/>
-                <w:szCs w:val="20"/>
-              </w:rPr>
-            </w:pPr>
-            <w:r>
-              <w:rPr>
-                <w:sz w:val="20"/>
-                <w:szCs w:val="20"/>
-              </w:rPr>
-              <w:t>Istanziato</w:t>
-            </w:r>
-          </w:p>
-        </w:tc>
-        <w:tc>
-          <w:tcPr>
-            <w:tcW w:w="1557" w:type="dxa"/>
-            <w:vAlign w:val="center"/>
-          </w:tcPr>
-          <w:p>
-            <w:pPr>
-              <w:pStyle w:val="Paragrafoelenco"/>
-              <w:ind w:left="0"/>
-              <w:jc w:val="center"/>
-              <w:rPr>
-                <w:sz w:val="20"/>
-                <w:szCs w:val="20"/>
-              </w:rPr>
-            </w:pPr>
-            <w:r>
-              <w:rPr>
-                <w:sz w:val="20"/>
-                <w:szCs w:val="20"/>
-              </w:rPr>
-              <w:t>[</w:t>
+            <w:r>
+              <w:rPr>
+                <w:sz w:val="20"/>
+                <w:szCs w:val="20"/>
+              </w:rPr>
+              <w:t xml:space="preserve"> (o </w:t>
             </w:r>
             <w:proofErr w:type="spellStart"/>
             <w:r>
@@ -10941,7 +10887,7 @@
                 <w:sz w:val="20"/>
                 <w:szCs w:val="20"/>
               </w:rPr>
-              <w:t>]</w:t>
+              <w:t>)</w:t>
             </w:r>
           </w:p>
         </w:tc>
@@ -11022,7 +10968,7 @@
                 <w:sz w:val="20"/>
                 <w:szCs w:val="20"/>
               </w:rPr>
-              <w:t>5</w:t>
+              <w:t>4</w:t>
             </w:r>
           </w:p>
         </w:tc>
@@ -11156,13 +11102,22 @@
         <w:pStyle w:val="Titolo3"/>
       </w:pPr>
     </w:p>
+    <w:p/>
+    <w:p/>
+    <w:p/>
+    <w:p/>
+    <w:p/>
+    <w:p/>
+    <w:p/>
+    <w:p/>
     <w:p>
       <w:pPr>
         <w:pStyle w:val="Titolo3"/>
       </w:pPr>
-      <w:bookmarkStart w:id="6" w:name="_Toc221300054"/>
+      <w:bookmarkStart w:id="6" w:name="_Toc221351504"/>
       <w:proofErr w:type="spellStart"/>
       <w:r>
+        <w:lastRenderedPageBreak/>
         <w:t>findByMatricola</w:t>
       </w:r>
       <w:bookmarkEnd w:id="6"/>
@@ -11349,7 +11304,6 @@
                 <w:sz w:val="20"/>
                 <w:szCs w:val="20"/>
               </w:rPr>
-              <w:lastRenderedPageBreak/>
               <w:t>Test frame</w:t>
             </w:r>
           </w:p>
@@ -12225,7 +12179,7 @@
       <w:pPr>
         <w:pStyle w:val="Titolo3"/>
       </w:pPr>
-      <w:bookmarkStart w:id="7" w:name="_Toc221300055"/>
+      <w:bookmarkStart w:id="7" w:name="_Toc221351505"/>
       <w:proofErr w:type="spellStart"/>
       <w:r>
         <w:t>findByEmail</w:t>
@@ -12422,6 +12376,7 @@
                 <w:sz w:val="20"/>
                 <w:szCs w:val="20"/>
               </w:rPr>
+              <w:lastRenderedPageBreak/>
               <w:t>Test frame</w:t>
             </w:r>
           </w:p>
@@ -13034,7 +12989,6 @@
                 <w:sz w:val="20"/>
                 <w:szCs w:val="20"/>
               </w:rPr>
-              <w:lastRenderedPageBreak/>
               <w:t>Test frame</w:t>
             </w:r>
           </w:p>
@@ -13303,7 +13257,7 @@
       <w:pPr>
         <w:pStyle w:val="Titolo3"/>
       </w:pPr>
-      <w:bookmarkStart w:id="8" w:name="_Toc221300056"/>
+      <w:bookmarkStart w:id="8" w:name="_Toc221351506"/>
       <w:proofErr w:type="spellStart"/>
       <w:r>
         <w:t>getAllDipendentiInfo</w:t>
@@ -14426,10 +14380,9 @@
       <w:pPr>
         <w:pStyle w:val="Titolo3"/>
       </w:pPr>
-      <w:bookmarkStart w:id="9" w:name="_Toc221300057"/>
+      <w:bookmarkStart w:id="9" w:name="_Toc221351507"/>
       <w:proofErr w:type="spellStart"/>
       <w:r>
-        <w:lastRenderedPageBreak/>
         <w:t>getSupervisoreInfo</w:t>
       </w:r>
       <w:bookmarkEnd w:id="9"/>
@@ -15467,16 +15420,6 @@
       </w:tr>
     </w:tbl>
     <w:p/>
-    <w:p/>
-    <w:p/>
-    <w:p/>
-    <w:p/>
-    <w:p/>
-    <w:p/>
-    <w:p/>
-    <w:p/>
-    <w:p/>
-    <w:p/>
     <w:p>
       <w:pPr>
         <w:tabs>
@@ -15486,9 +15429,16 @@
     </w:p>
     <w:p>
       <w:pPr>
+        <w:tabs>
+          <w:tab w:val="left" w:pos="8340"/>
+        </w:tabs>
+      </w:pPr>
+    </w:p>
+    <w:p>
+      <w:pPr>
         <w:pStyle w:val="Titolo3"/>
       </w:pPr>
-      <w:bookmarkStart w:id="10" w:name="_Toc221300058"/>
+      <w:bookmarkStart w:id="10" w:name="_Toc221351508"/>
       <w:r>
         <w:lastRenderedPageBreak/>
         <w:t>d</w:t>
@@ -16950,7 +16900,7 @@
       <w:pPr>
         <w:pStyle w:val="Titolo3"/>
       </w:pPr>
-      <w:bookmarkStart w:id="11" w:name="_Toc221300059"/>
+      <w:bookmarkStart w:id="11" w:name="_Toc221351509"/>
       <w:proofErr w:type="spellStart"/>
       <w:r>
         <w:lastRenderedPageBreak/>
@@ -18075,7 +18025,7 @@
       <w:pPr>
         <w:pStyle w:val="Titolo2"/>
       </w:pPr>
-      <w:bookmarkStart w:id="12" w:name="_Toc221300060"/>
+      <w:bookmarkStart w:id="12" w:name="_Toc221351510"/>
       <w:r>
         <w:lastRenderedPageBreak/>
         <w:t xml:space="preserve">Classe: </w:t>
@@ -18140,7 +18090,7 @@
       <w:pPr>
         <w:pStyle w:val="Titolo3"/>
       </w:pPr>
-      <w:bookmarkStart w:id="13" w:name="_Toc221300061"/>
+      <w:bookmarkStart w:id="13" w:name="_Toc221351511"/>
       <w:r>
         <w:t>Create</w:t>
       </w:r>
@@ -21864,7 +21814,7 @@
       <w:pPr>
         <w:pStyle w:val="Titolo3"/>
       </w:pPr>
-      <w:bookmarkStart w:id="14" w:name="_Toc221300062"/>
+      <w:bookmarkStart w:id="14" w:name="_Toc221351512"/>
       <w:proofErr w:type="spellStart"/>
       <w:r>
         <w:t>findById</w:t>
@@ -22961,7 +22911,7 @@
       <w:pPr>
         <w:pStyle w:val="Titolo3"/>
       </w:pPr>
-      <w:bookmarkStart w:id="15" w:name="_Toc221300063"/>
+      <w:bookmarkStart w:id="15" w:name="_Toc221351513"/>
       <w:proofErr w:type="spellStart"/>
       <w:r>
         <w:t>findByUtente</w:t>
@@ -24702,7 +24652,7 @@
       <w:pPr>
         <w:pStyle w:val="Titolo3"/>
       </w:pPr>
-      <w:bookmarkStart w:id="16" w:name="_Toc221300064"/>
+      <w:bookmarkStart w:id="16" w:name="_Toc221351514"/>
       <w:proofErr w:type="spellStart"/>
       <w:r>
         <w:t>updateStatus</w:t>
@@ -26134,7 +26084,7 @@
       <w:pPr>
         <w:pStyle w:val="Titolo3"/>
       </w:pPr>
-      <w:bookmarkStart w:id="17" w:name="_Toc221300065"/>
+      <w:bookmarkStart w:id="17" w:name="_Toc221351515"/>
       <w:r>
         <w:t>d</w:t>
       </w:r>
